--- a/PRTCP.docx
+++ b/PRTCP.docx
@@ -35,6 +35,7 @@
           <w:rFonts w:ascii="TH Sarabun New" w:hAnsi="TH Sarabun New" w:cs="TH Sarabun New" w:hint="cs"/>
           <w:sz w:val="36"/>
           <w:szCs w:val="36"/>
+          <w:cs/>
         </w:rPr>
       </w:pPr>
       <w:r>
@@ -44,6 +45,72 @@
           <w:szCs w:val="36"/>
         </w:rPr>
         <w:t>Enstablished with TCP</w:t>
+      </w:r>
+      <w:r>
+        <w:rPr>
+          <w:rFonts w:ascii="TH Sarabun New" w:hAnsi="TH Sarabun New" w:cs="TH Sarabun New"/>
+          <w:sz w:val="36"/>
+          <w:szCs w:val="36"/>
+        </w:rPr>
+        <w:tab/>
+      </w:r>
+      <w:r>
+        <w:rPr>
+          <w:rFonts w:ascii="TH Sarabun New" w:hAnsi="TH Sarabun New" w:cs="TH Sarabun New"/>
+          <w:sz w:val="36"/>
+          <w:szCs w:val="36"/>
+        </w:rPr>
+        <w:tab/>
+      </w:r>
+      <w:r>
+        <w:rPr>
+          <w:rFonts w:ascii="TH Sarabun New" w:hAnsi="TH Sarabun New" w:cs="TH Sarabun New"/>
+          <w:sz w:val="36"/>
+          <w:szCs w:val="36"/>
+        </w:rPr>
+        <w:tab/>
+      </w:r>
+      <w:r>
+        <w:rPr>
+          <w:rFonts w:ascii="TH Sarabun New" w:hAnsi="TH Sarabun New" w:cs="TH Sarabun New"/>
+          <w:sz w:val="36"/>
+          <w:szCs w:val="36"/>
+        </w:rPr>
+        <w:tab/>
+      </w:r>
+      <w:r>
+        <w:rPr>
+          <w:rFonts w:ascii="TH Sarabun New" w:hAnsi="TH Sarabun New" w:cs="TH Sarabun New"/>
+          <w:sz w:val="36"/>
+          <w:szCs w:val="36"/>
+        </w:rPr>
+        <w:tab/>
+      </w:r>
+      <w:r>
+        <w:rPr>
+          <w:rFonts w:ascii="TH Sarabun New" w:hAnsi="TH Sarabun New" w:cs="TH Sarabun New" w:hint="cs"/>
+          <w:sz w:val="36"/>
+          <w:szCs w:val="36"/>
+          <w:cs/>
+        </w:rPr>
+        <w:t xml:space="preserve">      </w:t>
+      </w:r>
+      <w:r>
+        <w:rPr>
+          <w:rFonts w:ascii="TH Sarabun New" w:hAnsi="TH Sarabun New" w:cs="TH Sarabun New"/>
+          <w:sz w:val="36"/>
+          <w:szCs w:val="36"/>
+        </w:rPr>
+        <w:t xml:space="preserve">6710405001 </w:t>
+      </w:r>
+      <w:r>
+        <w:rPr>
+          <w:rFonts w:ascii="TH Sarabun New" w:hAnsi="TH Sarabun New" w:cs="TH Sarabun New" w:hint="cs"/>
+          <w:sz w:val="36"/>
+          <w:szCs w:val="36"/>
+          <w:cs/>
+        </w:rPr>
+        <w:t>นรภัทร วัฒนะโชติ</w:t>
       </w:r>
     </w:p>
     <w:p>

--- a/PRTCP.docx
+++ b/PRTCP.docx
@@ -32,10 +32,9 @@
           <w:bottom w:val="single" w:sz="6" w:space="1" w:color="auto"/>
         </w:pBdr>
         <w:rPr>
-          <w:rFonts w:ascii="TH Sarabun New" w:hAnsi="TH Sarabun New" w:cs="TH Sarabun New" w:hint="cs"/>
+          <w:rFonts w:ascii="TH Sarabun New" w:hAnsi="TH Sarabun New" w:cs="TH Sarabun New"/>
           <w:sz w:val="36"/>
           <w:szCs w:val="36"/>
-          <w:cs/>
         </w:rPr>
       </w:pPr>
       <w:r>
@@ -1870,7 +1869,42 @@
           <w:szCs w:val="48"/>
           <w:cs/>
         </w:rPr>
-        <w:t>ก่อนและถาม</w:t>
+        <w:t>ก่อน</w:t>
+      </w:r>
+      <w:r>
+        <w:rPr>
+          <w:rFonts w:ascii="TH Sarabun New" w:hAnsi="TH Sarabun New" w:cs="TH Sarabun New" w:hint="cs"/>
+          <w:sz w:val="48"/>
+          <w:szCs w:val="48"/>
+          <w:cs/>
+        </w:rPr>
+        <w:t xml:space="preserve">แล้วส่ง </w:t>
+      </w:r>
+      <w:r>
+        <w:rPr>
+          <w:rFonts w:ascii="TH Sarabun New" w:hAnsi="TH Sarabun New" w:cs="TH Sarabun New"/>
+          <w:sz w:val="48"/>
+          <w:szCs w:val="48"/>
+        </w:rPr>
+        <w:t xml:space="preserve">REQJOIN(SESSION) </w:t>
+      </w:r>
+      <w:r>
+        <w:rPr>
+          <w:rFonts w:ascii="TH Sarabun New" w:hAnsi="TH Sarabun New" w:cs="TH Sarabun New" w:hint="cs"/>
+          <w:sz w:val="48"/>
+          <w:szCs w:val="48"/>
+          <w:cs/>
+        </w:rPr>
+        <w:t>เพื่อ</w:t>
+      </w:r>
+      <w:r>
+        <w:rPr>
+          <w:rFonts w:ascii="TH Sarabun New" w:hAnsi="TH Sarabun New" w:cs="TH Sarabun New" w:hint="cs"/>
+          <w:sz w:val="48"/>
+          <w:szCs w:val="48"/>
+          <w:cs/>
+        </w:rPr>
+        <w:t>ถาม</w:t>
       </w:r>
       <w:r>
         <w:rPr>
@@ -2057,6 +2091,7 @@
           <w:sz w:val="48"/>
           <w:szCs w:val="48"/>
         </w:rPr>
+        <w:lastRenderedPageBreak/>
         <w:t xml:space="preserve">CANVAS </w:t>
       </w:r>
       <w:r>
@@ -2091,7 +2126,6 @@
           <w:sz w:val="48"/>
           <w:szCs w:val="48"/>
         </w:rPr>
-        <w:lastRenderedPageBreak/>
         <w:t xml:space="preserve">canvas server </w:t>
       </w:r>
       <w:r>
@@ -2747,7 +2781,16 @@
           <w:sz w:val="48"/>
           <w:szCs w:val="48"/>
         </w:rPr>
-        <w:t xml:space="preserve">canvas server </w:t>
+        <w:t xml:space="preserve">canvas </w:t>
+      </w:r>
+      <w:r>
+        <w:rPr>
+          <w:rFonts w:ascii="TH Sarabun New" w:hAnsi="TH Sarabun New" w:cs="TH Sarabun New"/>
+          <w:sz w:val="48"/>
+          <w:szCs w:val="48"/>
+        </w:rPr>
+        <w:lastRenderedPageBreak/>
+        <w:t xml:space="preserve">server </w:t>
       </w:r>
       <w:r>
         <w:rPr>
@@ -2798,7 +2841,6 @@
           <w:sz w:val="48"/>
           <w:szCs w:val="48"/>
         </w:rPr>
-        <w:lastRenderedPageBreak/>
         <w:t xml:space="preserve">implement </w:t>
       </w:r>
       <w:r>

--- a/PRTCP.docx
+++ b/PRTCP.docx
@@ -145,7 +145,7 @@
     <w:p>
       <w:pPr>
         <w:rPr>
-          <w:rFonts w:ascii="TH Sarabun New" w:hAnsi="TH Sarabun New" w:cs="TH Sarabun New" w:hint="cs"/>
+          <w:rFonts w:ascii="TH Sarabun New" w:hAnsi="TH Sarabun New" w:cs="TH Sarabun New"/>
           <w:sz w:val="44"/>
           <w:szCs w:val="44"/>
         </w:rPr>
@@ -1804,7 +1804,7 @@
       <w:pPr>
         <w:ind w:left="720"/>
         <w:rPr>
-          <w:rFonts w:ascii="TH Sarabun New" w:hAnsi="TH Sarabun New" w:cs="TH Sarabun New" w:hint="cs"/>
+          <w:rFonts w:ascii="TH Sarabun New" w:hAnsi="TH Sarabun New" w:cs="TH Sarabun New"/>
           <w:sz w:val="48"/>
           <w:szCs w:val="48"/>
           <w:cs/>
@@ -2382,7 +2382,24 @@
           <w:szCs w:val="48"/>
           <w:cs/>
         </w:rPr>
-        <w:t xml:space="preserve">โดยจะก่อให้เกิด 7 </w:t>
+        <w:t xml:space="preserve">โดยจะก่อให้เกิด </w:t>
+      </w:r>
+      <w:r>
+        <w:rPr>
+          <w:rFonts w:ascii="TH Sarabun New" w:hAnsi="TH Sarabun New" w:cs="TH Sarabun New"/>
+          <w:sz w:val="48"/>
+          <w:szCs w:val="48"/>
+        </w:rPr>
+        <w:t>6</w:t>
+      </w:r>
+      <w:r>
+        <w:rPr>
+          <w:rFonts w:ascii="TH Sarabun New" w:hAnsi="TH Sarabun New" w:cs="TH Sarabun New" w:hint="cs"/>
+          <w:sz w:val="48"/>
+          <w:szCs w:val="48"/>
+          <w:cs/>
+        </w:rPr>
+        <w:t xml:space="preserve"> </w:t>
       </w:r>
       <w:r>
         <w:rPr>
@@ -2921,7 +2938,7 @@
       <w:pPr>
         <w:ind w:left="720"/>
         <w:rPr>
-          <w:rFonts w:ascii="TH Sarabun New" w:hAnsi="TH Sarabun New" w:cs="TH Sarabun New" w:hint="cs"/>
+          <w:rFonts w:ascii="TH Sarabun New" w:hAnsi="TH Sarabun New" w:cs="TH Sarabun New"/>
           <w:sz w:val="48"/>
           <w:szCs w:val="48"/>
         </w:rPr>
